--- a/published/ai-embodied/04_moving_through_world/05_action/lab-protocols/05_action-lab.docx
+++ b/published/ai-embodied/04_moving_through_world/05_action/lab-protocols/05_action-lab.docx
@@ -4,7 +4,7 @@
   <w:body>
     <w:p>
       <w:r>
-        <w:t>Lab: Exploring Action</w:t>
+        <w:t>Lab: Moving from the Inside Out</w:t>
       </w:r>
     </w:p>
     <w:p>
@@ -14,7 +14,7 @@
     </w:p>
     <w:p>
       <w:r>
-        <w:t>Design and simulate a simple agent that demonstrates the principles of Action .</w:t>
+        <w:t>Explore embodied action through movement lab that reveals how movement arises from inner impulse, engages with environmental affordances, and unfolds through the sensorimotor loop, through the lens of dance, yoga, martial arts.</w:t>
       </w:r>
     </w:p>
     <w:p>
@@ -24,12 +24,82 @@
     </w:p>
     <w:p>
       <w:r>
-        <w:t>Basic understanding of Python or a relevant simulation tool.  Familiarity with the formal definition of Action.   Steps</w:t>
+        <w:t>A quiet, comfortable space for 25 minutes  Willingness to engage in movement lab  No prior experience required   Part 1: Arriving (5 minutes)</w:t>
       </w:r>
     </w:p>
     <w:p>
       <w:r>
-        <w:t>Define the Environment : Create a simple grid world or state space relevant to Embodied.  Define the Agent : Specify the agent's generative model, focusing on Action.  Simulation : Run the agent for 100 timesteps.  Perturbation : Introduce a specific challenge to Action (e.g., increased noise, occlusion).  Analysis : Plot the Free Energy over time. Does the agent successfully adapt?   Discussion Requirements</w:t>
+        <w:t>Stand in a comfortable position. Shake out your hands and feet gently. Roll your shoulders. Take three breaths. Begin to sway gently, finding your body's natural rhythm of movement.</w:t>
+      </w:r>
+    </w:p>
+    <w:p>
+      <w:r>
+        <w:t>Do not decide to move. Wait for your body to want to move. When the impulse comes, follow it. Let the body lead.</w:t>
+      </w:r>
+    </w:p>
+    <w:p>
+      <w:r>
+        <w:t>Write your response here  (What was the first impulse? Where in your body did it begin? What was the quality of the movement that followed?)</w:t>
+      </w:r>
+    </w:p>
+    <w:p>
+      <w:r>
+        <w:t>Part 2: Affordances (7 minutes)</w:t>
+      </w:r>
+    </w:p>
+    <w:p>
+      <w:r>
+        <w:t>Through dance, yoga, martial arts, explore how the environment invites action. Look around your space. Notice what each surface, object, and opening offers your body. Follow at least three affordances -- sit, lean, reach, grasp.</w:t>
+      </w:r>
+    </w:p>
+    <w:p>
+      <w:r>
+        <w:t>Write your response here  (List three affordances you noticed. How did your body and the environment cooperate to produce action?)</w:t>
+      </w:r>
+    </w:p>
+    <w:p>
+      <w:r>
+        <w:t>Part 3: Effort and Flow (7 minutes)</w:t>
+      </w:r>
+    </w:p>
+    <w:p>
+      <w:r>
+        <w:t>Perform a familiar action the natural way (flowing). Then try it an awkward way (effortful). Through dance, yoga, martial arts, notice the difference in prediction error.</w:t>
+      </w:r>
+    </w:p>
+    <w:p>
+      <w:r>
+        <w:t>Write your response here  (Describe the felt difference between flowing and effortful action. What does effort tell you about the body's predictions?)</w:t>
+      </w:r>
+    </w:p>
+    <w:p>
+      <w:r>
+        <w:t>Part 4: Reflection (5 minutes)</w:t>
+      </w:r>
+    </w:p>
+    <w:p>
+      <w:r>
+        <w:t>Through dance, yoga, martial arts, reflect on what action means.</w:t>
+      </w:r>
+    </w:p>
+    <w:p>
+      <w:r>
+        <w:t>Write your response here  (Is action something you do, or something that unfolds through you? How does dance, yoga, martial arts illuminate the nature of embodied action?)</w:t>
+      </w:r>
+    </w:p>
+    <w:p>
+      <w:r>
+        <w:t>Reflection Table</w:t>
+      </w:r>
+    </w:p>
+    <w:p>
+      <w:r>
+        <w:t>Dimension  What I Noticed  Active Inference Connection      Initial awareness    Baseline generative model state    Embodied exploration    Prediction error through direct experience    Dance, yoga, martial arts lens    Course-specific perspective on action    Integration    Updated understanding through bodily knowing     Discussion</w:t>
+      </w:r>
+    </w:p>
+    <w:p>
+      <w:r>
+        <w:t>Consider how dance, yoga, martial arts reveals aspects of action that other perspectives might miss. In Active Inference, every perspective changes the precision weighting of different signals, revealing different dimensions of the same underlying process of free energy minimization.</w:t>
       </w:r>
     </w:p>
     <w:sectPr>
